--- a/output/Symetra_Developer_Advocate_AI_Enablement/Ebenezer_Rolston_Symetra_Developer_Advocate_Resume.docx
+++ b/output/Symetra_Developer_Advocate_AI_Enablement/Ebenezer_Rolston_Symetra_Developer_Advocate_Resume.docx
@@ -130,7 +130,7 @@
           <w:color w:val="1F1F1F"/>
           <w:sz w:val="18"/>
         </w:rPr>
-        <w:t xml:space="preserve">Pairs this enterprise foundation with hands-on AI enablement and agentic engineering—fluent in AI coding assistants (OpenAI Codex, Claude Code, Google Antigravity), Model Context Protocol (MCP) tooling, harness engineering architecture, and structured prompting frameworks. Trained in production-grade agent governance including 4-layer harness isolation, bounded execution guardrails, trajectory observability, and OWASP agent security hardening—directly applicable to teaching engineering teams how to build robust, auditable AI systems in an insurance compliance environment. Holds a University of Denver graduate certificate in AI Strategy and a Harvard SEAS executive certificate in LLMs and Agentic AI.</w:t>
+        <w:t xml:space="preserve">Pairs this enterprise foundation with hands-on AI enablement and agentic engineering — fluent in AI coding assistants including OpenAI Codex, Claude Code, and Google Antigravity, Model Context Protocol MCP tooling, harness engineering architecture, and structured prompting frameworks. Trained in production-grade agent governance including 4-layer harness isolation, bounded execution guardrails, trajectory observability, and OWASP agent security hardening — directly applicable to teaching engineering teams how to build robust, auditable AI systems in an insurance compliance environment. Holds a University of Denver graduate certificate in AI Strategy and a Harvard SEAS executive certificate in LLMs and Agentic AI.</w:t>
       </w:r>
     </w:p>
     <w:p>
@@ -252,27 +252,27 @@
           <w:color w:val="1F1F1F"/>
           <w:sz w:val="18"/>
         </w:rPr>
-        <w:t xml:space="preserve">Integrated enterprise toolchains (Figma, GitHub, Atlassian, Google Workspace) via Model Context Protocol (MCP) servers and plugins; standardized agent context via AGENTS.md and reusable skill lifecycles.</w:t>
-      </w:r>
-    </w:p>
-    <w:p>
-      <w:pPr>
-        <w:spacing w:before="0" w:after="20" w:line="240" w:lineRule="auto"/>
-        <w:ind w:left="360" w:hanging="180"/>
-      </w:pPr>
-      <w:r>
-        <w:rPr>
-          <w:color w:val="1F1F1F"/>
-          <w:sz w:val="20"/>
-        </w:rPr>
-        <w:t xml:space="preserve">• </w:t>
-      </w:r>
-      <w:r>
-        <w:rPr>
-          <w:color w:val="1F1F1F"/>
-          <w:sz w:val="18"/>
-        </w:rPr>
-        <w:t xml:space="preserve">Formulated enterprise prompting methodologies (Outcome, Constraints, Scope, Definition of Done) and evidence-based verification gates replacing agent self-assessment with deterministic testing.</w:t>
+        <w:t xml:space="preserve">Integrated enterprise toolchains including Figma, GitHub, Atlassian, and Google Workspace via Model Context Protocol servers and plugins; standardized agent context via AGENTS.md guidelines and reusable skill lifecycles.</w:t>
+      </w:r>
+    </w:p>
+    <w:p>
+      <w:pPr>
+        <w:spacing w:before="0" w:after="20" w:line="240" w:lineRule="auto"/>
+        <w:ind w:left="360" w:hanging="180"/>
+      </w:pPr>
+      <w:r>
+        <w:rPr>
+          <w:color w:val="1F1F1F"/>
+          <w:sz w:val="20"/>
+        </w:rPr>
+        <w:t xml:space="preserve">• </w:t>
+      </w:r>
+      <w:r>
+        <w:rPr>
+          <w:color w:val="1F1F1F"/>
+          <w:sz w:val="18"/>
+        </w:rPr>
+        <w:t xml:space="preserve">Formulated enterprise prompting methodologies covering Outcome, Constraints, Scope, and Definition of Done, establishing evidence-based verification gates that replace agent self-assessment with deterministic testing.</w:t>
       </w:r>
     </w:p>
     <w:p>
@@ -634,7 +634,7 @@
           <w:color w:val="1F1F1F"/>
           <w:sz w:val="18"/>
         </w:rPr>
-        <w:t xml:space="preserve">Partnered with enterprise financial services and insurance clients (Citibank, Allstate, GE Money) to gather requirements, build consensus, and deploy mission-critical customer verification pipelines.</w:t>
+        <w:t xml:space="preserve">Partnered with enterprise financial services and insurance clients including Citibank, Allstate, and GE Money to gather requirements, build consensus, and deploy mission-critical customer verification pipelines.</w:t>
       </w:r>
     </w:p>
     <w:p>
@@ -934,27 +934,27 @@
           <w:color w:val="1F1F1F"/>
           <w:sz w:val="18"/>
         </w:rPr>
-        <w:t xml:space="preserve">Built specialized multi-agent workflows (architect, validator, auditor, reviewer, tester) with runtime hooks, tool contracts, and subagent orchestration.</w:t>
-      </w:r>
-    </w:p>
-    <w:p>
-      <w:pPr>
-        <w:spacing w:before="0" w:after="20" w:line="240" w:lineRule="auto"/>
-        <w:ind w:left="360" w:hanging="180"/>
-      </w:pPr>
-      <w:r>
-        <w:rPr>
-          <w:color w:val="1F1F1F"/>
-          <w:sz w:val="20"/>
-        </w:rPr>
-        <w:t xml:space="preserve">• </w:t>
-      </w:r>
-      <w:r>
-        <w:rPr>
-          <w:color w:val="1F1F1F"/>
-          <w:sz w:val="18"/>
-        </w:rPr>
-        <w:t xml:space="preserve">Connected Figma, GitHub, Atlassian, and Google Workspace through Model Context Protocol (MCP) and custom plugins; enforced bounded execution and human-in-the-loop approvals.</w:t>
+        <w:t xml:space="preserve">Built specialized multi-agent workflows with architect, validator, auditor, reviewer, and tester roles, configured with runtime hooks, tool contracts, and subagent orchestration.</w:t>
+      </w:r>
+    </w:p>
+    <w:p>
+      <w:pPr>
+        <w:spacing w:before="0" w:after="20" w:line="240" w:lineRule="auto"/>
+        <w:ind w:left="360" w:hanging="180"/>
+      </w:pPr>
+      <w:r>
+        <w:rPr>
+          <w:color w:val="1F1F1F"/>
+          <w:sz w:val="20"/>
+        </w:rPr>
+        <w:t xml:space="preserve">• </w:t>
+      </w:r>
+      <w:r>
+        <w:rPr>
+          <w:color w:val="1F1F1F"/>
+          <w:sz w:val="18"/>
+        </w:rPr>
+        <w:t xml:space="preserve">Connected Figma, GitHub, Atlassian, and Google Workspace through Model Context Protocol and custom plugins; enforced bounded execution and human-in-the-loop approvals.</w:t>
       </w:r>
     </w:p>
     <w:p>
@@ -1033,6 +1033,34 @@
           <w:color w:val="1F1F1F"/>
           <w:sz w:val="18"/>
         </w:rPr>
+        <w:t xml:space="preserve">OpenAI Codex:</w:t>
+      </w:r>
+      <w:r>
+        <w:rPr>
+          <w:color w:val="1F1F1F"/>
+          <w:sz w:val="18"/>
+        </w:rPr>
+        <w:t xml:space="preserve"> Agent Orchestration • MCP Integration • Context Engineering — Completed 7 intensive bootcamps across Fundamentals, Codex 201, and Codex 301 covering Plan Mode trade-off analysis, custom TOML/markdown agents, runtime hooks, parallel Git worktrees, and automated build–test–fix verification loops</w:t>
+      </w:r>
+    </w:p>
+    <w:p>
+      <w:pPr>
+        <w:spacing w:before="0" w:after="20" w:line="240" w:lineRule="auto"/>
+        <w:ind w:left="360" w:hanging="180"/>
+      </w:pPr>
+      <w:r>
+        <w:rPr>
+          <w:color w:val="1F1F1F"/>
+          <w:sz w:val="20"/>
+        </w:rPr>
+        <w:t xml:space="preserve">• </w:t>
+      </w:r>
+      <w:r>
+        <w:rPr>
+          <w:b/>
+          <w:color w:val="1F1F1F"/>
+          <w:sz w:val="18"/>
+        </w:rPr>
         <w:t xml:space="preserve">Packt Certificate Course:</w:t>
       </w:r>
       <w:r>
@@ -1040,35 +1068,7 @@
           <w:color w:val="1F1F1F"/>
           <w:sz w:val="18"/>
         </w:rPr>
-        <w:t xml:space="preserve"> Agentic AI for Finance — Nicole Koenigstein (Harness Engineering, Multi-Agent Topologies, Trajectory Observability, Agent Security &amp; Sandboxing)</w:t>
-      </w:r>
-    </w:p>
-    <w:p>
-      <w:pPr>
-        <w:spacing w:before="0" w:after="20" w:line="240" w:lineRule="auto"/>
-        <w:ind w:left="360" w:hanging="180"/>
-      </w:pPr>
-      <w:r>
-        <w:rPr>
-          <w:color w:val="1F1F1F"/>
-          <w:sz w:val="20"/>
-        </w:rPr>
-        <w:t xml:space="preserve">• </w:t>
-      </w:r>
-      <w:r>
-        <w:rPr>
-          <w:b/>
-          <w:color w:val="1F1F1F"/>
-          <w:sz w:val="18"/>
-        </w:rPr>
-        <w:t xml:space="preserve">OpenAI Codex Bootcamps:</w:t>
-      </w:r>
-      <w:r>
-        <w:rPr>
-          <w:color w:val="1F1F1F"/>
-          <w:sz w:val="18"/>
-        </w:rPr>
-        <w:t xml:space="preserve"> Completed 7 Bootcamps across Fundamentals, 201, and 301 (Agent Orchestration, MCP Integration, Context Engineering)</w:t>
+        <w:t xml:space="preserve"> Agentic AI for Finance — Nicole Koenigstein — Harness Engineering • Multi-Agent Topologies • Trajectory Observability • Agent Security &amp; Sandboxing</w:t>
       </w:r>
     </w:p>
     <w:p>
@@ -1096,7 +1096,7 @@
           <w:color w:val="1F1F1F"/>
           <w:sz w:val="18"/>
         </w:rPr>
-        <w:t xml:space="preserve"> Machine Learning and Deep Learning.</w:t>
+        <w:t xml:space="preserve"> Machine Learning and Deep Learning with Spark</w:t>
       </w:r>
     </w:p>
     <w:p>
@@ -1309,7 +1309,7 @@
           <w:color w:val="1F1F1F"/>
           <w:sz w:val="18"/>
         </w:rPr>
-        <w:t xml:space="preserve"> OpenAI Codex (CLI, IDE, App) • Google Antigravity • Claude Code • Cursor • Large Language Models • Transformer Architectures • Retrieval-Augmented Generation • Agentic AI Workflows • Multi-Agent Systems • Tool Calling • LoRA • Unsloth • Qdrant Vector Search</w:t>
+        <w:t xml:space="preserve"> OpenAI Codex CLI, IDE, Desktop App • Google Antigravity • Claude Code • Cursor • Large Language Models • Transformer Architectures • Retrieval-Augmented Generation • Agentic AI Workflows • Multi-Agent Systems • Tool Calling • LoRA • Unsloth • Qdrant Vector Search</w:t>
       </w:r>
     </w:p>
     <w:p>
@@ -1337,7 +1337,7 @@
           <w:color w:val="1F1F1F"/>
           <w:sz w:val="18"/>
         </w:rPr>
-        <w:t xml:space="preserve"> 4-Layer Harness Architecture • LangGraph StateGraph (FSM/HSM) • Multi-Agent Topologies (Hierarchical Supervisor, Peer-to-Peer, Blackboard, Swarm) • Loop Engineering &amp; Termination Conditions • 3-Rung Escalation Ladders • Trajectory Observability (OpenTelemetry, Langfuse, LangSmith) • Bounded Execution Guardrails • NIST AI RMF 1.0 • ISO 42001</w:t>
+        <w:t xml:space="preserve"> 4-Layer Harness Architecture • LangGraph StateGraph FSM and HSM • Multi-Agent Topologies — Hierarchical Supervisor, Peer-to-Peer, Blackboard, Swarm • Loop Engineering &amp; Termination Conditions • 3-Rung Escalation Ladders • Trajectory Observability via OpenTelemetry, Langfuse, LangSmith • Bounded Execution Guardrails • NIST AI RMF 1.0 • ISO 42001</w:t>
       </w:r>
     </w:p>
     <w:p>
@@ -1365,7 +1365,7 @@
           <w:color w:val="1F1F1F"/>
           <w:sz w:val="18"/>
         </w:rPr>
-        <w:t xml:space="preserve"> OWASP Top 15 Agent Vulnerabilities • Confused Deputy Defense • Docker &amp; E2B Sandboxing • Zero-Trust UI Firewall Architecture • 3-Tier Fallback Validation (Strict JSON Schema, Instructor/Pydantic, Canonicalization)</w:t>
+        <w:t xml:space="preserve"> OWASP Top 15 Agent Vulnerabilities • Confused Deputy Defense • Docker &amp; E2B Sandboxing • Zero-Trust UI Firewall Architecture • 3-Tier Fallback Validation — Strict JSON Schema, Instructor Pydantic, Canonicalization</w:t>
       </w:r>
     </w:p>
     <w:p>
@@ -1393,7 +1393,7 @@
           <w:color w:val="1F1F1F"/>
           <w:sz w:val="18"/>
         </w:rPr>
-        <w:t xml:space="preserve"> MCP Server Architecture • Custom Tool Calling • Tool Schema Definition • Figma MCP • GitHub Plugin • Atlassian Plugin • Google Workspace Plugins • AGENTS.md Context Engineering • Reusable Skill Repositories</w:t>
+        <w:t xml:space="preserve"> MCP Server Architecture • Custom Tool Calling • Tool Schema Definition • Figma MCP • GitHub Plugin • Atlassian Plugin • Google Workspace Plugins • Context Engineering with AGENTS.md • Reusable Skill Repositories</w:t>
       </w:r>
     </w:p>
     <w:p>
@@ -1421,7 +1421,7 @@
           <w:color w:val="1F1F1F"/>
           <w:sz w:val="18"/>
         </w:rPr>
-        <w:t xml:space="preserve"> Python • pandas &amp; NumPy • FastAPI • Pydantic • SQLAlchemy • RESTful API Contracts • JSON Schema • pytest • GitHub • Cloud Deployment (Google Cloud Run, Vercel)</w:t>
+        <w:t xml:space="preserve"> Python • pandas &amp; NumPy • FastAPI • Pydantic • SQLAlchemy • RESTful API Contracts • JSON Schema • pytest • GitHub • Cloud Deployment on Google Cloud Run and Vercel</w:t>
       </w:r>
     </w:p>
     <w:p>

--- a/output/Symetra_Developer_Advocate_AI_Enablement/Ebenezer_Rolston_Symetra_Developer_Advocate_Resume.docx
+++ b/output/Symetra_Developer_Advocate_AI_Enablement/Ebenezer_Rolston_Symetra_Developer_Advocate_Resume.docx
@@ -1365,7 +1365,7 @@
           <w:color w:val="1F1F1F"/>
           <w:sz w:val="18"/>
         </w:rPr>
-        <w:t xml:space="preserve"> OWASP Top 15 Agent Vulnerabilities • Confused Deputy Defense • Docker &amp; E2B Sandboxing • Zero-Trust UI Firewall Architecture • 3-Tier Fallback Validation — Strict JSON Schema, Instructor Pydantic, Canonicalization</w:t>
+        <w:t xml:space="preserve"> OWASP Top 15 Agent Vulnerabilities • Principle of Least Privilege PoLP &amp; Agent Authorization • Docker &amp; E2B Sandboxing • Zero-Trust UI Firewall Architecture • 3-Tier Fallback Validation — Strict JSON Schema, Instructor Pydantic, Canonicalization</w:t>
       </w:r>
     </w:p>
     <w:p>
